--- a/Clase_9/Actividad Notebook 06 Conteo y Bucles Anidados.docx
+++ b/Clase_9/Actividad Notebook 06 Conteo y Bucles Anidados.docx
@@ -87,7 +87,10 @@
         <w:t xml:space="preserve"> </w:t>
       </w:r>
       <w:r>
-        <w:t>04</w:t>
+        <w:t>0</w:t>
+      </w:r>
+      <w:r>
+        <w:t>9</w:t>
       </w:r>
     </w:p>
     <w:p>
@@ -137,7 +140,7 @@
           <w:sz w:val="28"/>
           <w:szCs w:val="20"/>
         </w:rPr>
-        <w:t xml:space="preserve">03 - </w:t>
+        <w:t xml:space="preserve">06 - </w:t>
       </w:r>
       <w:r>
         <w:rPr>
@@ -146,7 +149,7 @@
           <w:sz w:val="28"/>
           <w:szCs w:val="20"/>
         </w:rPr>
-        <w:t>Condicionales, Ciclos y Listas</w:t>
+        <w:t>Conteo y Bucles Anidados</w:t>
       </w:r>
     </w:p>
     <w:p>
@@ -216,7 +219,7 @@
             <w:sz w:val="28"/>
             <w:szCs w:val="20"/>
           </w:rPr>
-          <w:t>https://github.com/Melany-Morales/2026C2-G03-PROGRAMACI-N/blob/main/NOTEBOOKS/Actividad%20Notebook%2003%20Condicionales%2C%20Ciclos%20y%20Listas.docx</w:t>
+          <w:t>https://github.com/Melany-Morales/2026C2-G03-PROGRAMACI-N/tree/main/Clase_9</w:t>
         </w:r>
       </w:hyperlink>
       <w:r>
@@ -274,7 +277,7 @@
           <w:szCs w:val="18"/>
           <w:lang w:val="es-CR"/>
         </w:rPr>
-        <w:t>Notebook 0</w:t>
+        <w:t xml:space="preserve">Notebook </w:t>
       </w:r>
       <w:r>
         <w:rPr>
@@ -284,7 +287,7 @@
           <w:szCs w:val="18"/>
           <w:lang w:val="es-CR"/>
         </w:rPr>
-        <w:t>2</w:t>
+        <w:t xml:space="preserve">06 - </w:t>
       </w:r>
       <w:r>
         <w:rPr>
@@ -294,17 +297,7 @@
           <w:szCs w:val="18"/>
           <w:lang w:val="es-CR"/>
         </w:rPr>
-        <w:t xml:space="preserve"> – </w:t>
-      </w:r>
-      <w:r>
-        <w:rPr>
-          <w:b/>
-          <w:bCs/>
-          <w:sz w:val="24"/>
-          <w:szCs w:val="18"/>
-          <w:lang w:val="es-CR"/>
-        </w:rPr>
-        <w:t>Variables para el Análisis de Datos</w:t>
+        <w:t>Conteo y Bucles Anidados</w:t>
       </w:r>
       <w:r>
         <w:rPr>
